--- a/docs/KINTAI_管理者マニュアル.docx
+++ b/docs/KINTAI_管理者マニュアル.docx
@@ -779,7 +779,7 @@
           <w:sz w:val="22"/>
           <w:szCs w:val="22"/>
         </w:rPr>
-        <w:t xml:space="preserve">統括部長・部長・課長などの管理者が、社員の勤怠確認・休暇承認・各種設定を行うためのアプリです。本マニュアルでは、この管理者用アプリの操作方法を説明します。</w:t>
+        <w:t xml:space="preserve">統括部長以上の管理者が、社員の勤怠確認・休暇承認・各種設定を行うためのアプリです。管理画面へのアクセスはシステム管理者・取締役・統括部長に限定されています。本マニュアルでは、この管理者用アプリの操作方法を説明します。</w:t>
       </w:r>
     </w:p>
     <w:p>
@@ -4648,7 +4648,7 @@
           <w:sz w:val="22"/>
           <w:szCs w:val="22"/>
         </w:rPr>
-        <w:t xml:space="preserve">・役職: 統括部長、部長、課長、リーダー、社員</w:t>
+        <w:t xml:space="preserve">・役職: システム管理者、取締役、統括部長、部長、課長、リーダー、社員 他</w:t>
       </w:r>
     </w:p>
     <w:p>

--- a/docs/KINTAI_管理者マニュアル.docx
+++ b/docs/KINTAI_管理者マニュアル.docx
@@ -779,7 +779,7 @@
           <w:sz w:val="22"/>
           <w:szCs w:val="22"/>
         </w:rPr>
-        <w:t xml:space="preserve">統括部長以上の管理者が、社員の勤怠確認・休暇承認・各種設定を行うためのアプリです。管理画面へのアクセスはシステム管理者・取締役・統括部長に限定されています。本マニュアルでは、この管理者用アプリの操作方法を説明します。</w:t>
+        <w:t xml:space="preserve">部長以上の管理者が、社員の勤怠確認・休暇承認・各種設定を行うためのアプリです。管理画面へのアクセスはシステム管理者・取締役・統括部長・部長に限定されています。本マニュアルでは、この管理者用アプリの操作方法を説明します。</w:t>
       </w:r>
     </w:p>
     <w:p>

--- a/docs/KINTAI_管理者マニュアル.docx
+++ b/docs/KINTAI_管理者マニュアル.docx
@@ -351,7 +351,7 @@
           <w:sz w:val="22"/>
           <w:szCs w:val="22"/>
         </w:rPr>
-        <w:t xml:space="preserve">・アクセスURL・ポート番号</w:t>
+        <w:t xml:space="preserve">・アクセスURL</w:t>
       </w:r>
     </w:p>
     <w:p>
@@ -413,7 +413,7 @@
           <w:sz w:val="22"/>
           <w:szCs w:val="22"/>
         </w:rPr>
-        <w:t xml:space="preserve">従業員ポータル（ポート3000）とは別に、ポート3001で動作します。</w:t>
+        <w:t xml:space="preserve">従業員ポータルとは別のURLで動作します。データベースにはTurso Cloudを使用しています。</w:t>
       </w:r>
     </w:p>
     <w:p>
@@ -459,7 +459,7 @@
           <w:sz w:val="22"/>
           <w:szCs w:val="22"/>
         </w:rPr>
-        <w:t xml:space="preserve">・全社員の月次勤怠データの閲覧・Excel出力</w:t>
+        <w:t xml:space="preserve">・全社員の月次勤怠データの閲覧・Excel出力・CSV出力</w:t>
       </w:r>
     </w:p>
     <w:p>
@@ -579,7 +579,7 @@
           <w:sz w:val="22"/>
           <w:szCs w:val="22"/>
         </w:rPr>
-        <w:t xml:space="preserve">http://[サーバーIP]:3001</w:t>
+        <w:t xml:space="preserve">https://kintai-admin.onrender.com</w:t>
       </w:r>
     </w:p>
     <w:p>
@@ -608,7 +608,7 @@
           <w:sz w:val="22"/>
           <w:szCs w:val="22"/>
         </w:rPr>
-        <w:t xml:space="preserve">従業員ポータル（ポート3000）とは別のURLです。ブックマークしておくことをおすすめします。</w:t>
+        <w:t xml:space="preserve">従業員ポータルとは別のURLです。ブックマークしておくことをおすすめします。</w:t>
       </w:r>
     </w:p>
     <w:p>
@@ -762,7 +762,7 @@
                 <w:sz w:val="20"/>
                 <w:szCs w:val="20"/>
               </w:rPr>
-              <w:t xml:space="preserve">Excel出力</w:t>
+              <w:t xml:space="preserve">Excel/CSV出力</w:t>
             </w:r>
           </w:p>
         </w:tc>
@@ -1439,7 +1439,7 @@
           <w:sz w:val="22"/>
           <w:szCs w:val="22"/>
         </w:rPr>
-        <w:t xml:space="preserve">ブラウザで管理者ポータルのURL（http://[サーバーIP]:3001）にアクセスします。</w:t>
+        <w:t xml:space="preserve">ブラウザで管理者ポータルのURL（https://kintai-admin.onrender.com）にアクセスします。</w:t>
       </w:r>
     </w:p>
     <w:p>
@@ -1535,7 +1535,7 @@
           <w:sz w:val="22"/>
           <w:szCs w:val="22"/>
         </w:rPr>
-        <w:t xml:space="preserve">【ログイン】ボタンをクリックします。</w:t>
+        <w:t xml:space="preserve">必要に応じて「メールアドレスを記憶する」チェックボックスにチェックを入れます。チェックを入れると、次回以降メールアドレスが自動入力されます。</w:t>
       </w:r>
     </w:p>
     <w:p>
@@ -1559,6 +1559,30 @@
           <w:sz w:val="22"/>
           <w:szCs w:val="22"/>
         </w:rPr>
+        <w:t xml:space="preserve">【ログイン】ボタンをクリックします。</w:t>
+      </w:r>
+    </w:p>
+    <w:p>
+      <w:pPr>
+        <w:spacing w:after="140" w:line="360"/>
+        <w:ind w:left="283"/>
+      </w:pPr>
+      <w:r>
+        <w:rPr>
+          <w:rFonts w:ascii="游ゴシック" w:cs="游ゴシック" w:eastAsia="游ゴシック" w:hAnsi="游ゴシック"/>
+          <w:b/>
+          <w:bCs/>
+          <w:sz w:val="22"/>
+          <w:szCs w:val="22"/>
+        </w:rPr>
+        <w:t xml:space="preserve">⑦ </w:t>
+      </w:r>
+      <w:r>
+        <w:rPr>
+          <w:rFonts w:ascii="游ゴシック" w:cs="游ゴシック" w:eastAsia="游ゴシック" w:hAnsi="游ゴシック"/>
+          <w:sz w:val="22"/>
+          <w:szCs w:val="22"/>
+        </w:rPr>
         <w:t xml:space="preserve">ダッシュボード画面が表示されたら、ログイン成功です。</w:t>
       </w:r>
     </w:p>
@@ -1622,7 +1646,20 @@
           <w:sz w:val="22"/>
           <w:szCs w:val="22"/>
         </w:rPr>
-        <w:t xml:space="preserve">画面右上のユーザーメニューから【ログアウト】をクリックします。</w:t>
+        <w:t xml:space="preserve">デスクトップ版: サイドバー下部の【ログアウト】ボタンをクリックします。</w:t>
+      </w:r>
+    </w:p>
+    <w:p>
+      <w:pPr>
+        <w:spacing w:after="120" w:line="360"/>
+      </w:pPr>
+      <w:r>
+        <w:rPr>
+          <w:rFonts w:ascii="游ゴシック" w:cs="游ゴシック" w:eastAsia="游ゴシック" w:hAnsi="游ゴシック"/>
+          <w:sz w:val="22"/>
+          <w:szCs w:val="22"/>
+        </w:rPr>
+        <w:t xml:space="preserve">モバイル版: 画面下部のナビゲーションバーの「その他」メニューを開き、【ログアウト】をタップします。</w:t>
       </w:r>
     </w:p>
     <w:p>
@@ -3761,6 +3798,21 @@
     </w:p>
     <w:p>
       <w:pPr>
+        <w:shd w:color="F0F4F8" w:val="solid"/>
+        <w:spacing w:after="60" w:line="360"/>
+        <w:ind w:left="283"/>
+      </w:pPr>
+      <w:r>
+        <w:rPr>
+          <w:rFonts w:ascii="游ゴシック" w:cs="游ゴシック" w:eastAsia="游ゴシック" w:hAnsi="游ゴシック"/>
+          <w:sz w:val="22"/>
+          <w:szCs w:val="22"/>
+        </w:rPr>
+        <w:t xml:space="preserve">・CSV出力の手順</w:t>
+      </w:r>
+    </w:p>
+    <w:p>
+      <w:pPr>
         <w:spacing w:after="200"/>
       </w:pPr>
     </w:p>
@@ -4507,6 +4559,219 @@
           <w:szCs w:val="22"/>
         </w:rPr>
         <w:t xml:space="preserve">Excel出力はシステム管理者・取締役・統括部長・部長のみ利用可能です。</w:t>
+      </w:r>
+    </w:p>
+    <w:p>
+      <w:pPr>
+        <w:spacing w:after="120"/>
+      </w:pPr>
+    </w:p>
+    <w:p>
+      <w:pPr>
+        <w:pStyle w:val="Heading2"/>
+        <w:spacing w:after="200" w:before="360" w:line="360"/>
+      </w:pPr>
+      <w:r>
+        <w:rPr>
+          <w:rFonts w:ascii="游ゴシック" w:cs="游ゴシック" w:eastAsia="游ゴシック" w:hAnsi="游ゴシック"/>
+          <w:b/>
+          <w:bCs/>
+          <w:sz w:val="28"/>
+          <w:szCs w:val="28"/>
+        </w:rPr>
+        <w:t xml:space="preserve">5-6　CSV出力</w:t>
+      </w:r>
+    </w:p>
+    <w:p>
+      <w:pPr>
+        <w:spacing w:after="120" w:line="360"/>
+      </w:pPr>
+      <w:r>
+        <w:rPr>
+          <w:rFonts w:ascii="游ゴシック" w:cs="游ゴシック" w:eastAsia="游ゴシック" w:hAnsi="游ゴシック"/>
+          <w:sz w:val="22"/>
+          <w:szCs w:val="22"/>
+        </w:rPr>
+        <w:t xml:space="preserve">表示中の勤怠データをCSVファイル（.csv）としてダウンロードすることもできます。</w:t>
+      </w:r>
+    </w:p>
+    <w:p>
+      <w:pPr>
+        <w:spacing w:after="120" w:line="360"/>
+      </w:pPr>
+      <w:r>
+        <w:rPr>
+          <w:rFonts w:ascii="游ゴシック" w:cs="游ゴシック" w:eastAsia="游ゴシック" w:hAnsi="游ゴシック"/>
+          <w:sz w:val="22"/>
+          <w:szCs w:val="22"/>
+        </w:rPr>
+        <w:t xml:space="preserve">【CSV出力】ボタンは【Excel出力】ボタンの横に配置されています。</w:t>
+      </w:r>
+    </w:p>
+    <w:p>
+      <w:pPr>
+        <w:spacing w:after="120"/>
+      </w:pPr>
+    </w:p>
+    <w:p>
+      <w:pPr>
+        <w:spacing w:after="140" w:line="360"/>
+        <w:ind w:left="283"/>
+      </w:pPr>
+      <w:r>
+        <w:rPr>
+          <w:rFonts w:ascii="游ゴシック" w:cs="游ゴシック" w:eastAsia="游ゴシック" w:hAnsi="游ゴシック"/>
+          <w:b/>
+          <w:bCs/>
+          <w:sz w:val="22"/>
+          <w:szCs w:val="22"/>
+        </w:rPr>
+        <w:t xml:space="preserve">① </w:t>
+      </w:r>
+      <w:r>
+        <w:rPr>
+          <w:rFonts w:ascii="游ゴシック" w:cs="游ゴシック" w:eastAsia="游ゴシック" w:hAnsi="游ゴシック"/>
+          <w:sz w:val="22"/>
+          <w:szCs w:val="22"/>
+        </w:rPr>
+        <w:t xml:space="preserve">表示したい月・部署を設定します。</w:t>
+      </w:r>
+    </w:p>
+    <w:p>
+      <w:pPr>
+        <w:spacing w:after="140" w:line="360"/>
+        <w:ind w:left="283"/>
+      </w:pPr>
+      <w:r>
+        <w:rPr>
+          <w:rFonts w:ascii="游ゴシック" w:cs="游ゴシック" w:eastAsia="游ゴシック" w:hAnsi="游ゴシック"/>
+          <w:b/>
+          <w:bCs/>
+          <w:sz w:val="22"/>
+          <w:szCs w:val="22"/>
+        </w:rPr>
+        <w:t xml:space="preserve">② </w:t>
+      </w:r>
+      <w:r>
+        <w:rPr>
+          <w:rFonts w:ascii="游ゴシック" w:cs="游ゴシック" w:eastAsia="游ゴシック" w:hAnsi="游ゴシック"/>
+          <w:sz w:val="22"/>
+          <w:szCs w:val="22"/>
+        </w:rPr>
+        <w:t xml:space="preserve">【CSV出力】ボタンをクリックします。</w:t>
+      </w:r>
+    </w:p>
+    <w:p>
+      <w:pPr>
+        <w:spacing w:after="140" w:line="360"/>
+        <w:ind w:left="283"/>
+      </w:pPr>
+      <w:r>
+        <w:rPr>
+          <w:rFonts w:ascii="游ゴシック" w:cs="游ゴシック" w:eastAsia="游ゴシック" w:hAnsi="游ゴシック"/>
+          <w:b/>
+          <w:bCs/>
+          <w:sz w:val="22"/>
+          <w:szCs w:val="22"/>
+        </w:rPr>
+        <w:t xml:space="preserve">③ </w:t>
+      </w:r>
+      <w:r>
+        <w:rPr>
+          <w:rFonts w:ascii="游ゴシック" w:cs="游ゴシック" w:eastAsia="游ゴシック" w:hAnsi="游ゴシック"/>
+          <w:sz w:val="22"/>
+          <w:szCs w:val="22"/>
+        </w:rPr>
+        <w:t xml:space="preserve">CSVファイルが自動的にダウンロードされます。</w:t>
+      </w:r>
+    </w:p>
+    <w:p>
+      <w:pPr>
+        <w:spacing w:after="120"/>
+      </w:pPr>
+    </w:p>
+    <w:p>
+      <w:pPr>
+        <w:spacing w:after="120" w:line="360"/>
+      </w:pPr>
+      <w:r>
+        <w:rPr>
+          <w:rFonts w:ascii="游ゴシック" w:cs="游ゴシック" w:eastAsia="游ゴシック" w:hAnsi="游ゴシック"/>
+          <w:sz w:val="22"/>
+          <w:szCs w:val="22"/>
+        </w:rPr>
+        <w:t xml:space="preserve">CSV出力の特徴:</w:t>
+      </w:r>
+    </w:p>
+    <w:p>
+      <w:pPr>
+        <w:spacing w:after="120" w:line="360"/>
+        <w:ind w:left="283"/>
+      </w:pPr>
+      <w:r>
+        <w:rPr>
+          <w:rFonts w:ascii="游ゴシック" w:cs="游ゴシック" w:eastAsia="游ゴシック" w:hAnsi="游ゴシック"/>
+          <w:sz w:val="22"/>
+          <w:szCs w:val="22"/>
+        </w:rPr>
+        <w:t xml:space="preserve">・月・部署フィルタの設定がそのまま適用されます</w:t>
+      </w:r>
+    </w:p>
+    <w:p>
+      <w:pPr>
+        <w:spacing w:after="120" w:line="360"/>
+        <w:ind w:left="283"/>
+      </w:pPr>
+      <w:r>
+        <w:rPr>
+          <w:rFonts w:ascii="游ゴシック" w:cs="游ゴシック" w:eastAsia="游ゴシック" w:hAnsi="游ゴシック"/>
+          <w:sz w:val="22"/>
+          <w:szCs w:val="22"/>
+        </w:rPr>
+        <w:t xml:space="preserve">・BOM付きUTF-8形式で出力されるため、Excelで開いても文字化けしません</w:t>
+      </w:r>
+    </w:p>
+    <w:p>
+      <w:pPr>
+        <w:spacing w:after="120" w:line="360"/>
+        <w:ind w:left="283"/>
+      </w:pPr>
+      <w:r>
+        <w:rPr>
+          <w:rFonts w:ascii="游ゴシック" w:cs="游ゴシック" w:eastAsia="游ゴシック" w:hAnsi="游ゴシック"/>
+          <w:sz w:val="22"/>
+          <w:szCs w:val="22"/>
+        </w:rPr>
+        <w:t xml:space="preserve">・他のシステムへのデータ連携やインポート用途に適しています</w:t>
+      </w:r>
+    </w:p>
+    <w:p>
+      <w:pPr>
+        <w:spacing w:after="120"/>
+      </w:pPr>
+    </w:p>
+    <w:p>
+      <w:pPr>
+        <w:spacing w:after="160" w:before="100" w:line="360"/>
+      </w:pPr>
+      <w:r>
+        <w:rPr>
+          <w:rFonts w:ascii="游ゴシック" w:cs="游ゴシック" w:eastAsia="游ゴシック" w:hAnsi="游ゴシック"/>
+          <w:b/>
+          <w:bCs/>
+          <w:color w:val="CC0000"/>
+          <w:sz w:val="22"/>
+          <w:szCs w:val="22"/>
+        </w:rPr>
+        <w:t xml:space="preserve">⚠ ご注意: </w:t>
+      </w:r>
+      <w:r>
+        <w:rPr>
+          <w:rFonts w:ascii="游ゴシック" w:cs="游ゴシック" w:eastAsia="游ゴシック" w:hAnsi="游ゴシック"/>
+          <w:sz w:val="22"/>
+          <w:szCs w:val="22"/>
+        </w:rPr>
+        <w:t xml:space="preserve">CSV出力はExcel出力と同様、システム管理者・取締役・統括部長・部長のみ利用可能です。</w:t>
       </w:r>
     </w:p>
     <w:p>
@@ -9494,7 +9759,7 @@
                 <w:sz w:val="20"/>
                 <w:szCs w:val="20"/>
               </w:rPr>
-              <w:t xml:space="preserve">管理画面+承認+Excel出力</w:t>
+              <w:t xml:space="preserve">管理画面+承認+Excel/CSV出力</w:t>
             </w:r>
           </w:p>
         </w:tc>
@@ -9553,7 +9818,7 @@
                 <w:sz w:val="20"/>
                 <w:szCs w:val="20"/>
               </w:rPr>
-              <w:t xml:space="preserve">○（承認・勤怠・Excel）</w:t>
+              <w:t xml:space="preserve">○（承認・勤怠・Excel/CSV）</w:t>
             </w:r>
           </w:p>
         </w:tc>
@@ -9631,7 +9896,7 @@
                 <w:sz w:val="20"/>
                 <w:szCs w:val="20"/>
               </w:rPr>
-              <w:t xml:space="preserve">○（承認・勤怠・Excel）</w:t>
+              <w:t xml:space="preserve">○（承認・勤怠・Excel/CSV）</w:t>
             </w:r>
           </w:p>
         </w:tc>
